--- a/assignments/575.spr.2026.PS3.docx
+++ b/assignments/575.spr.2026.PS3.docx
@@ -56,7 +56,7 @@
           <w:b/>
           <w:bCs/>
         </w:rPr>
-        <w:t>5</w:t>
+        <w:t>6</w:t>
       </w:r>
     </w:p>
     <w:p>
@@ -122,7 +122,7 @@
           <w:i/>
           <w:iCs/>
         </w:rPr>
-        <w:t xml:space="preserve">May </w:t>
+        <w:t>June</w:t>
       </w:r>
       <w:r>
         <w:rPr>
@@ -130,7 +130,7 @@
           <w:i/>
           <w:iCs/>
         </w:rPr>
-        <w:t>22</w:t>
+        <w:t xml:space="preserve"> </w:t>
       </w:r>
       <w:r>
         <w:rPr>
@@ -138,24 +138,32 @@
           <w:i/>
           <w:iCs/>
         </w:rPr>
-        <w:t xml:space="preserve">, </w:t>
-      </w:r>
-      <w:proofErr w:type="gramStart"/>
+        <w:t>5</w:t>
+      </w:r>
       <w:r>
         <w:rPr>
           <w:rFonts w:ascii="Helvetica Neue" w:hAnsi="Helvetica Neue"/>
           <w:i/>
           <w:iCs/>
         </w:rPr>
-        <w:t>202</w:t>
-      </w:r>
+        <w:t xml:space="preserve">, </w:t>
+      </w:r>
+      <w:proofErr w:type="gramStart"/>
       <w:r>
         <w:rPr>
           <w:rFonts w:ascii="Helvetica Neue" w:hAnsi="Helvetica Neue"/>
           <w:i/>
           <w:iCs/>
         </w:rPr>
-        <w:t>4</w:t>
+        <w:t>202</w:t>
+      </w:r>
+      <w:r>
+        <w:rPr>
+          <w:rFonts w:ascii="Helvetica Neue" w:hAnsi="Helvetica Neue"/>
+          <w:i/>
+          <w:iCs/>
+        </w:rPr>
+        <w:t>6</w:t>
       </w:r>
       <w:proofErr w:type="gramEnd"/>
       <w:r>
